--- a/docs/reference/DigitalCardBox System Design and Flowcharts.docx
+++ b/docs/reference/DigitalCardBox System Design and Flowcharts.docx
@@ -27,7 +27,7 @@
     </w:p>
     <w:p>
       <w:r>
-        <w:t>Core decision. Maintain one TypeScript repository with orthogonal identity, event, card, AI, gift and book modules. The local starter uses React and Vite for the clickable UI. Select the production server approach by 14 October: Next.js route handlers or React with Cloudflare Functions; neither choice changes domain contracts. Event and gift state belongs in a server database, media in private object storage and secrets on the server. Host authentication and guest access are checked at every server boundary. A browser redirect never proves that money was sent.</w:t>
+        <w:t>Core decision. Maintain one TypeScript repository with orthogonal identity, event, card, AI, gift and book modules. The local starter uses React and Vite for the clickable UI. The Cloudflare demo serves only built static assets from digitalcardbox-app and provides no server validation; its hosting configuration does not decide the production backend. Select the production server approach by 14 October: Next.js route handlers or React with Cloudflare Functions; neither choice changes domain contracts. Event and gift state belongs in a server database, media in private object storage and secrets on the server. Host authentication and guest access are checked at every server boundary. A browser redirect never proves that money was sent.</w:t>
       </w:r>
     </w:p>
     <w:p>

--- a/docs/reference/DigitalCardBox System Design and Flowcharts.docx
+++ b/docs/reference/DigitalCardBox System Design and Flowcharts.docx
@@ -17,7 +17,7 @@
     </w:p>
     <w:p>
       <w:r>
-        <w:t>11 October 2026  |  Engineering proposal  |  United States pilot</w:t>
+        <w:t xml:space="preserve">13 October 2026  |  Engineering proposal  |  United States pilot</w:t>
       </w:r>
     </w:p>
     <w:p>
@@ -1944,7 +1944,7 @@
               <w:rPr>
                 <w:sz w:val="16"/>
               </w:rPr>
-              <w:t>Events, cards, AI job metadata, recipient records, gift intents, payment events, audit trail.</w:t>
+              <w:t xml:space="preserve">October: customers, event guests, events, submissions/consent, AI usage, destination versions, external gift activity, book/export metadata and audit/outbox. Provider payment and recipient-account tables are later gated extensions.</w:t>
             </w:r>
           </w:p>
         </w:tc>
@@ -2723,7 +2723,7 @@
           </w:tcPr>
           <w:p>
             <w:r>
-              <w:t>Event published only with at least one confirmed enabled cash route.</w:t>
+              <w:t xml:space="preserve">Event may publish with gifts disabled; guest gift actions require a confirmed enabled route.</w:t>
             </w:r>
           </w:p>
         </w:tc>
@@ -2819,7 +2819,7 @@
     </w:p>
     <w:p>
       <w:r>
-        <w:t>The QR encodes only the stable event URL, never a wallet identifier. Server policy reads the event time zone and permitted window on every request, so links and QR close together. Publish gift actions only after the host confirms at least one service destination; the host may enable any subset of Cash App, Venmo and Zelle. A change requires fresh host authentication, exact re-entry, a before-and-after review, a host alert, a new destination version and disabled gift handoffs for that service until its new version is confirmed; other confirmed services remain available. Keep an audit history and show guests only the latest confirmed enabled options and the exact destination for their selected service; never silently redirect a printed QR to a different payee.</w:t>
+        <w:t xml:space="preserve">The QR encodes only the stable event URL, never a wallet identifier. Server policy reads the event time zone and permitted window on every request, so links and QR close together. A note-only event may publish without gifts. Publish gift actions only after the host confirms at least one service destination; the host may enable any subset of Cash App, Venmo and Zelle. A change requires fresh host authentication, exact re-entry, a before-and-after review, a host alert, a new destination version and disabled gift handoffs for that service until its new version is confirmed; other confirmed services remain available. Keep an audit history and show guests only the latest confirmed enabled options and the exact destination for their selected service; never silently redirect a printed QR to a different payee.</w:t>
       </w:r>
     </w:p>
     <w:p>
@@ -4450,7 +4450,7 @@
               <w:rPr>
                 <w:sz w:val="16"/>
               </w:rPr>
-              <w:t>created → link_opened → guest_reported → host_confirmed; any nonfinal state → cancelled.</w:t>
+              <w:t xml:space="preserve">created → handoff_issued; guest_reported remains unconfirmed; owning host may append host_confirmed or host_confirmation_revoked; cancellation is recorded separately.</w:t>
             </w:r>
           </w:p>
         </w:tc>
@@ -4960,7 +4960,7 @@
               <w:rPr>
                 <w:sz w:val="16"/>
               </w:rPr>
-              <w:t>Route readiness → share URL and QR.</w:t>
+              <w:t xml:space="preserve">Event readiness and optional route configuration → share URL and QR.</w:t>
             </w:r>
           </w:p>
         </w:tc>
@@ -4990,7 +4990,7 @@
               <w:rPr>
                 <w:sz w:val="16"/>
               </w:rPr>
-              <w:t>Host only; cash route required.</w:t>
+              <w:t xml:space="preserve">Host only; gifts optional, and enabled gift actions require a confirmed route.</w:t>
             </w:r>
           </w:p>
         </w:tc>
@@ -5766,1013 +5766,364 @@
     </w:p>
     <w:tbl>
       <w:tblPr>
-        <w:tblW w:type="auto" w:w="0"/>
-        <w:jc w:val="center"/>
-        <w:tblLayout w:type="fixed"/>
-        <w:tblLook w:firstColumn="1" w:firstRow="1" w:lastColumn="0" w:lastRow="0" w:noHBand="0" w:noVBand="1" w:val="04A0"/>
+        <w:tblW w:w="0" w:type="auto"/>
+        <w:tblBorders>
+          <w:top w:val="single" w:sz="4"/>
+          <w:bottom w:val="single" w:sz="4"/>
+          <w:insideH w:val="single" w:sz="4"/>
+        </w:tblBorders>
       </w:tblPr>
-      <w:tblGrid>
-        <w:gridCol w:w="1699"/>
-        <w:gridCol w:w="6005"/>
-        <w:gridCol w:w="2088"/>
-      </w:tblGrid>
       <w:tr>
         <w:trPr>
-          <w:cantSplit/>
           <w:tblHeader/>
         </w:trPr>
         <w:tc>
           <w:tcPr>
-            <w:tcW w:type="dxa" w:w="1699"/>
-            <w:vAlign w:val="center"/>
-            <w:tcMar>
-              <w:top w:w="105" w:type="dxa"/>
-              <w:bottom w:w="105" w:type="dxa"/>
-              <w:left w:w="120" w:type="dxa"/>
-              <w:right w:w="120" w:type="dxa"/>
-            </w:tcMar>
-            <w:tcBorders>
-              <w:top w:val="single" w:sz="4" w:color="D9D9D9"/>
-              <w:left w:val="single" w:sz="4" w:color="D9D9D9"/>
-              <w:bottom w:val="single" w:sz="4" w:color="D9D9D9"/>
-              <w:right w:val="single" w:sz="4" w:color="D9D9D9"/>
-            </w:tcBorders>
-            <w:shd w:fill="24394D"/>
-          </w:tcPr>
-          <w:p>
-            <w:pPr>
-              <w:spacing w:after="0" w:line="259" w:lineRule="auto"/>
-            </w:pPr>
-            <w:r>
-              <w:rPr>
-                <w:b/>
-                <w:color w:val="FFFFFF"/>
-                <w:sz w:val="16"/>
-              </w:rPr>
-              <w:t>Table</w:t>
-            </w:r>
-          </w:p>
-        </w:tc>
-        <w:tc>
-          <w:tcPr>
-            <w:tcW w:type="dxa" w:w="6005"/>
-            <w:vAlign w:val="center"/>
-            <w:tcMar>
-              <w:top w:w="105" w:type="dxa"/>
-              <w:bottom w:w="105" w:type="dxa"/>
-              <w:left w:w="120" w:type="dxa"/>
-              <w:right w:w="120" w:type="dxa"/>
-            </w:tcMar>
-            <w:tcBorders>
-              <w:top w:val="single" w:sz="4" w:color="D9D9D9"/>
-              <w:left w:val="single" w:sz="4" w:color="D9D9D9"/>
-              <w:bottom w:val="single" w:sz="4" w:color="D9D9D9"/>
-              <w:right w:val="single" w:sz="4" w:color="D9D9D9"/>
-            </w:tcBorders>
-            <w:shd w:fill="24394D"/>
-          </w:tcPr>
-          <w:p>
-            <w:pPr>
-              <w:spacing w:after="0" w:line="259" w:lineRule="auto"/>
-            </w:pPr>
-            <w:r>
-              <w:rPr>
-                <w:b/>
-                <w:color w:val="FFFFFF"/>
-                <w:sz w:val="16"/>
-              </w:rPr>
-              <w:t>Key columns</w:t>
-            </w:r>
-          </w:p>
-        </w:tc>
-        <w:tc>
-          <w:tcPr>
-            <w:tcW w:type="dxa" w:w="2088"/>
-            <w:vAlign w:val="center"/>
-            <w:tcMar>
-              <w:top w:w="105" w:type="dxa"/>
-              <w:bottom w:w="105" w:type="dxa"/>
-              <w:left w:w="120" w:type="dxa"/>
-              <w:right w:w="120" w:type="dxa"/>
-            </w:tcMar>
-            <w:tcBorders>
-              <w:top w:val="single" w:sz="4" w:color="D9D9D9"/>
-              <w:left w:val="single" w:sz="4" w:color="D9D9D9"/>
-              <w:bottom w:val="single" w:sz="4" w:color="D9D9D9"/>
-              <w:right w:val="single" w:sz="4" w:color="D9D9D9"/>
-            </w:tcBorders>
-            <w:shd w:fill="24394D"/>
-          </w:tcPr>
-          <w:p>
-            <w:pPr>
-              <w:spacing w:after="0" w:line="259" w:lineRule="auto"/>
-            </w:pPr>
-            <w:r>
-              <w:rPr>
-                <w:b/>
-                <w:color w:val="FFFFFF"/>
-                <w:sz w:val="16"/>
-              </w:rPr>
-              <w:t>Index or invariant</w:t>
+            <w:tcW w:w="0" w:type="auto"/>
+          </w:tcPr>
+          <w:p>
+            <w:r>
+              <w:t xml:space="preserve">October table</w:t>
+            </w:r>
+          </w:p>
+        </w:tc>
+        <w:tc>
+          <w:tcPr>
+            <w:tcW w:w="0" w:type="auto"/>
+          </w:tcPr>
+          <w:p>
+            <w:r>
+              <w:t xml:space="preserve">Key columns (shared IDs/timestamps per canonical spec)</w:t>
+            </w:r>
+          </w:p>
+        </w:tc>
+        <w:tc>
+          <w:tcPr>
+            <w:tcW w:w="0" w:type="auto"/>
+          </w:tcPr>
+          <w:p>
+            <w:r>
+              <w:t xml:space="preserve">Constraint / purpose</w:t>
             </w:r>
           </w:p>
         </w:tc>
       </w:tr>
       <w:tr>
-        <w:trPr>
-          <w:cantSplit/>
-        </w:trPr>
-        <w:tc>
-          <w:tcPr>
-            <w:tcW w:type="dxa" w:w="1699"/>
-            <w:vAlign w:val="center"/>
-            <w:tcMar>
-              <w:top w:w="105" w:type="dxa"/>
-              <w:bottom w:w="105" w:type="dxa"/>
-              <w:left w:w="120" w:type="dxa"/>
-              <w:right w:w="120" w:type="dxa"/>
-            </w:tcMar>
-            <w:tcBorders>
-              <w:top w:val="single" w:sz="4" w:color="D9D9D9"/>
-              <w:left w:val="single" w:sz="4" w:color="D9D9D9"/>
-              <w:bottom w:val="single" w:sz="4" w:color="D9D9D9"/>
-              <w:right w:val="single" w:sz="4" w:color="D9D9D9"/>
-            </w:tcBorders>
-          </w:tcPr>
-          <w:p>
-            <w:pPr>
-              <w:spacing w:after="0" w:line="259" w:lineRule="auto"/>
-            </w:pPr>
-            <w:r>
-              <w:rPr>
-                <w:sz w:val="16"/>
-              </w:rPr>
-              <w:t>users</w:t>
-            </w:r>
-          </w:p>
-        </w:tc>
-        <w:tc>
-          <w:tcPr>
-            <w:tcW w:type="dxa" w:w="6005"/>
-            <w:vAlign w:val="center"/>
-            <w:tcMar>
-              <w:top w:w="105" w:type="dxa"/>
-              <w:bottom w:w="105" w:type="dxa"/>
-              <w:left w:w="120" w:type="dxa"/>
-              <w:right w:w="120" w:type="dxa"/>
-            </w:tcMar>
-            <w:tcBorders>
-              <w:top w:val="single" w:sz="4" w:color="D9D9D9"/>
-              <w:left w:val="single" w:sz="4" w:color="D9D9D9"/>
-              <w:bottom w:val="single" w:sz="4" w:color="D9D9D9"/>
-              <w:right w:val="single" w:sz="4" w:color="D9D9D9"/>
-            </w:tcBorders>
-          </w:tcPr>
-          <w:p>
-            <w:r>
-              <w:t>id, verified_email, auth_provider_id, role</w:t>
-            </w:r>
-          </w:p>
-        </w:tc>
-        <w:tc>
-          <w:tcPr>
-            <w:tcW w:type="dxa" w:w="2088"/>
-            <w:vAlign w:val="center"/>
-            <w:tcMar>
-              <w:top w:w="105" w:type="dxa"/>
-              <w:bottom w:w="105" w:type="dxa"/>
-              <w:left w:w="120" w:type="dxa"/>
-              <w:right w:w="120" w:type="dxa"/>
-            </w:tcMar>
-            <w:tcBorders>
-              <w:top w:val="single" w:sz="4" w:color="D9D9D9"/>
-              <w:left w:val="single" w:sz="4" w:color="D9D9D9"/>
-              <w:bottom w:val="single" w:sz="4" w:color="D9D9D9"/>
-              <w:right w:val="single" w:sz="4" w:color="D9D9D9"/>
-            </w:tcBorders>
-          </w:tcPr>
-          <w:p>
-            <w:pPr>
-              <w:spacing w:after="0" w:line="259" w:lineRule="auto"/>
-            </w:pPr>
-            <w:r>
-              <w:rPr>
-                <w:sz w:val="16"/>
-              </w:rPr>
-              <w:t>Unique email where present.</w:t>
+        <w:tc>
+          <w:tcPr>
+            <w:tcW w:w="0" w:type="auto"/>
+          </w:tcPr>
+          <w:p>
+            <w:r>
+              <w:t xml:space="preserve">identity.customers</w:t>
+            </w:r>
+          </w:p>
+        </w:tc>
+        <w:tc>
+          <w:tcPr>
+            <w:tcW w:w="0" w:type="auto"/>
+          </w:tcPr>
+          <w:p>
+            <w:r>
+              <w:t xml:space="preserve">id, auth_issuer, auth_subject, email, email_verified_at?, display_name, account_role, disabled_at?</w:t>
+            </w:r>
+          </w:p>
+        </w:tc>
+        <w:tc>
+          <w:tcPr>
+            <w:tcW w:w="0" w:type="auto"/>
+          </w:tcPr>
+          <w:p>
+            <w:r>
+              <w:t xml:space="preserve">PK id; UQ (auth_issuer, auth_subject). Role host or separately provisioned operator; provider-synchronized email is for notifications, not an ownership key. No passwords/MFA secrets.</w:t>
             </w:r>
           </w:p>
         </w:tc>
       </w:tr>
       <w:tr>
-        <w:trPr>
-          <w:cantSplit/>
-        </w:trPr>
-        <w:tc>
-          <w:tcPr>
-            <w:tcW w:type="dxa" w:w="1699"/>
-            <w:vAlign w:val="center"/>
-            <w:tcMar>
-              <w:top w:w="105" w:type="dxa"/>
-              <w:bottom w:w="105" w:type="dxa"/>
-              <w:left w:w="120" w:type="dxa"/>
-              <w:right w:w="120" w:type="dxa"/>
-            </w:tcMar>
-            <w:tcBorders>
-              <w:top w:val="single" w:sz="4" w:color="D9D9D9"/>
-              <w:left w:val="single" w:sz="4" w:color="D9D9D9"/>
-              <w:bottom w:val="single" w:sz="4" w:color="D9D9D9"/>
-              <w:right w:val="single" w:sz="4" w:color="D9D9D9"/>
-            </w:tcBorders>
-            <w:shd w:fill="F3F6F8"/>
-          </w:tcPr>
-          <w:p>
-            <w:pPr>
-              <w:spacing w:after="0" w:line="259" w:lineRule="auto"/>
-            </w:pPr>
-            <w:r>
-              <w:rPr>
-                <w:sz w:val="16"/>
-              </w:rPr>
-              <w:t>events</w:t>
-            </w:r>
-          </w:p>
-        </w:tc>
-        <w:tc>
-          <w:tcPr>
-            <w:tcW w:type="dxa" w:w="6005"/>
-            <w:vAlign w:val="center"/>
-            <w:tcMar>
-              <w:top w:w="105" w:type="dxa"/>
-              <w:bottom w:w="105" w:type="dxa"/>
-              <w:left w:w="120" w:type="dxa"/>
-              <w:right w:w="120" w:type="dxa"/>
-            </w:tcMar>
-            <w:tcBorders>
-              <w:top w:val="single" w:sz="4" w:color="D9D9D9"/>
-              <w:left w:val="single" w:sz="4" w:color="D9D9D9"/>
-              <w:bottom w:val="single" w:sz="4" w:color="D9D9D9"/>
-              <w:right w:val="single" w:sz="4" w:color="D9D9D9"/>
-            </w:tcBorders>
-            <w:shd w:fill="F3F6F8"/>
-          </w:tcPr>
-          <w:p>
-            <w:r>
-              <w:t>id, owner_id, slug, kind, date, time_zone, opens_at, contributions_close_at, gifts_close_at, status</w:t>
-            </w:r>
-          </w:p>
-        </w:tc>
-        <w:tc>
-          <w:tcPr>
-            <w:tcW w:type="dxa" w:w="2088"/>
-            <w:vAlign w:val="center"/>
-            <w:tcMar>
-              <w:top w:w="105" w:type="dxa"/>
-              <w:bottom w:w="105" w:type="dxa"/>
-              <w:left w:w="120" w:type="dxa"/>
-              <w:right w:w="120" w:type="dxa"/>
-            </w:tcMar>
-            <w:tcBorders>
-              <w:top w:val="single" w:sz="4" w:color="D9D9D9"/>
-              <w:left w:val="single" w:sz="4" w:color="D9D9D9"/>
-              <w:bottom w:val="single" w:sz="4" w:color="D9D9D9"/>
-              <w:right w:val="single" w:sz="4" w:color="D9D9D9"/>
-            </w:tcBorders>
-            <w:shd w:fill="F3F6F8"/>
-          </w:tcPr>
-          <w:p>
-            <w:r>
-              <w:t>Unique opaque slug; date/close rules server-derived; close dates locked after first card or gift intent; revocation overrides.</w:t>
+        <w:tc>
+          <w:tcPr>
+            <w:tcW w:w="0" w:type="auto"/>
+          </w:tcPr>
+          <w:p>
+            <w:r>
+              <w:t xml:space="preserve">identity.event_guests</w:t>
+            </w:r>
+          </w:p>
+        </w:tc>
+        <w:tc>
+          <w:tcPr>
+            <w:tcW w:w="0" w:type="auto"/>
+          </w:tcPr>
+          <w:p>
+            <w:r>
+              <w:t xml:space="preserve">id, event_id, display_name?, erased_at?</w:t>
+            </w:r>
+          </w:p>
+        </w:tc>
+        <w:tc>
+          <w:tcPr>
+            <w:tcW w:w="0" w:type="auto"/>
+          </w:tcPr>
+          <w:p>
+            <w:r>
+              <w:t xml:space="preserve">PK id; FK event; UQ (event_id, id). The only guest profile; no global guest list or matching by email/name. Separate browsers may be separate anonymous guests; this is not a verified person count.</w:t>
             </w:r>
           </w:p>
         </w:tc>
       </w:tr>
       <w:tr>
-        <w:trPr>
-          <w:cantSplit/>
-        </w:trPr>
-        <w:tc>
-          <w:tcPr>
-            <w:tcW w:type="dxa" w:w="1699"/>
-            <w:vAlign w:val="center"/>
-            <w:tcMar>
-              <w:top w:w="105" w:type="dxa"/>
-              <w:bottom w:w="105" w:type="dxa"/>
-              <w:left w:w="120" w:type="dxa"/>
-              <w:right w:w="120" w:type="dxa"/>
-            </w:tcMar>
-            <w:tcBorders>
-              <w:top w:val="single" w:sz="4" w:color="D9D9D9"/>
-              <w:left w:val="single" w:sz="4" w:color="D9D9D9"/>
-              <w:bottom w:val="single" w:sz="4" w:color="D9D9D9"/>
-              <w:right w:val="single" w:sz="4" w:color="D9D9D9"/>
-            </w:tcBorders>
-          </w:tcPr>
-          <w:p>
-            <w:pPr>
-              <w:spacing w:after="0" w:line="259" w:lineRule="auto"/>
-            </w:pPr>
-            <w:r>
-              <w:rPr>
-                <w:sz w:val="16"/>
-              </w:rPr>
-              <w:t>guest_sessions</w:t>
-            </w:r>
-          </w:p>
-        </w:tc>
-        <w:tc>
-          <w:tcPr>
-            <w:tcW w:type="dxa" w:w="6005"/>
-            <w:vAlign w:val="center"/>
-            <w:tcMar>
-              <w:top w:w="105" w:type="dxa"/>
-              <w:bottom w:w="105" w:type="dxa"/>
-              <w:left w:w="120" w:type="dxa"/>
-              <w:right w:w="120" w:type="dxa"/>
-            </w:tcMar>
-            <w:tcBorders>
-              <w:top w:val="single" w:sz="4" w:color="D9D9D9"/>
-              <w:left w:val="single" w:sz="4" w:color="D9D9D9"/>
-              <w:bottom w:val="single" w:sz="4" w:color="D9D9D9"/>
-              <w:right w:val="single" w:sz="4" w:color="D9D9D9"/>
-            </w:tcBorders>
-          </w:tcPr>
-          <w:p>
-            <w:pPr>
-              <w:spacing w:after="0" w:line="259" w:lineRule="auto"/>
-            </w:pPr>
-            <w:r>
-              <w:rPr>
-                <w:sz w:val="16"/>
-              </w:rPr>
-              <w:t>id, event_id, token_hash, expires_at, rate_bucket</w:t>
-            </w:r>
-          </w:p>
-        </w:tc>
-        <w:tc>
-          <w:tcPr>
-            <w:tcW w:type="dxa" w:w="2088"/>
-            <w:vAlign w:val="center"/>
-            <w:tcMar>
-              <w:top w:w="105" w:type="dxa"/>
-              <w:bottom w:w="105" w:type="dxa"/>
-              <w:left w:w="120" w:type="dxa"/>
-              <w:right w:w="120" w:type="dxa"/>
-            </w:tcMar>
-            <w:tcBorders>
-              <w:top w:val="single" w:sz="4" w:color="D9D9D9"/>
-              <w:left w:val="single" w:sz="4" w:color="D9D9D9"/>
-              <w:bottom w:val="single" w:sz="4" w:color="D9D9D9"/>
-              <w:right w:val="single" w:sz="4" w:color="D9D9D9"/>
-            </w:tcBorders>
-          </w:tcPr>
-          <w:p>
-            <w:pPr>
-              <w:spacing w:after="0" w:line="259" w:lineRule="auto"/>
-            </w:pPr>
-            <w:r>
-              <w:rPr>
-                <w:sz w:val="16"/>
-              </w:rPr>
-              <w:t>Never store bearer token in clear text.</w:t>
+        <w:tc>
+          <w:tcPr>
+            <w:tcW w:w="0" w:type="auto"/>
+          </w:tcPr>
+          <w:p>
+            <w:r>
+              <w:t xml:space="preserve">identity.guest_sessions</w:t>
+            </w:r>
+          </w:p>
+        </w:tc>
+        <w:tc>
+          <w:tcPr>
+            <w:tcW w:w="0" w:type="auto"/>
+          </w:tcPr>
+          <w:p>
+            <w:r>
+              <w:t xml:space="preserve">id, event_id, guest_id, share_link_id, token_hash, expires_at, revoked_at?</w:t>
+            </w:r>
+          </w:p>
+        </w:tc>
+        <w:tc>
+          <w:tcPr>
+            <w:tcW w:w="0" w:type="auto"/>
+          </w:tcPr>
+          <w:p>
+            <w:r>
+              <w:t xml:space="preserve">PK id; UQ token_hash; same-event composite FKs to guest and share link. Store only token hash; bearer secret stays in a secure cookie. Index expiry. Durable content references guest, so deleting sessions cannot erase accepted data.</w:t>
             </w:r>
           </w:p>
         </w:tc>
       </w:tr>
       <w:tr>
-        <w:trPr>
-          <w:cantSplit/>
-        </w:trPr>
-        <w:tc>
-          <w:tcPr>
-            <w:tcW w:type="dxa" w:w="1699"/>
-            <w:vAlign w:val="center"/>
-            <w:tcMar>
-              <w:top w:w="105" w:type="dxa"/>
-              <w:bottom w:w="105" w:type="dxa"/>
-              <w:left w:w="120" w:type="dxa"/>
-              <w:right w:w="120" w:type="dxa"/>
-            </w:tcMar>
-            <w:tcBorders>
-              <w:top w:val="single" w:sz="4" w:color="D9D9D9"/>
-              <w:left w:val="single" w:sz="4" w:color="D9D9D9"/>
-              <w:bottom w:val="single" w:sz="4" w:color="D9D9D9"/>
-              <w:right w:val="single" w:sz="4" w:color="D9D9D9"/>
-            </w:tcBorders>
-            <w:shd w:fill="F3F6F8"/>
-          </w:tcPr>
-          <w:p>
-            <w:pPr>
-              <w:spacing w:after="0" w:line="259" w:lineRule="auto"/>
-            </w:pPr>
-            <w:r>
-              <w:rPr>
-                <w:sz w:val="16"/>
-              </w:rPr>
-              <w:t>cards</w:t>
-            </w:r>
-          </w:p>
-        </w:tc>
-        <w:tc>
-          <w:tcPr>
-            <w:tcW w:type="dxa" w:w="6005"/>
-            <w:vAlign w:val="center"/>
-            <w:tcMar>
-              <w:top w:w="105" w:type="dxa"/>
-              <w:bottom w:w="105" w:type="dxa"/>
-              <w:left w:w="120" w:type="dxa"/>
-              <w:right w:w="120" w:type="dxa"/>
-            </w:tcMar>
-            <w:tcBorders>
-              <w:top w:val="single" w:sz="4" w:color="D9D9D9"/>
-              <w:left w:val="single" w:sz="4" w:color="D9D9D9"/>
-              <w:bottom w:val="single" w:sz="4" w:color="D9D9D9"/>
-              <w:right w:val="single" w:sz="4" w:color="D9D9D9"/>
-            </w:tcBorders>
-            <w:shd w:fill="F3F6F8"/>
-          </w:tcPr>
-          <w:p>
-            <w:pPr>
-              <w:spacing w:after="0" w:line="259" w:lineRule="auto"/>
-            </w:pPr>
-            <w:r>
-              <w:rPr>
-                <w:sz w:val="16"/>
-              </w:rPr>
-              <w:t>id, event_id, guest_session_id, note, style_json, art_asset_id, consent, status</w:t>
-            </w:r>
-          </w:p>
-        </w:tc>
-        <w:tc>
-          <w:tcPr>
-            <w:tcW w:type="dxa" w:w="2088"/>
-            <w:vAlign w:val="center"/>
-            <w:tcMar>
-              <w:top w:w="105" w:type="dxa"/>
-              <w:bottom w:w="105" w:type="dxa"/>
-              <w:left w:w="120" w:type="dxa"/>
-              <w:right w:w="120" w:type="dxa"/>
-            </w:tcMar>
-            <w:tcBorders>
-              <w:top w:val="single" w:sz="4" w:color="D9D9D9"/>
-              <w:left w:val="single" w:sz="4" w:color="D9D9D9"/>
-              <w:bottom w:val="single" w:sz="4" w:color="D9D9D9"/>
-              <w:right w:val="single" w:sz="4" w:color="D9D9D9"/>
-            </w:tcBorders>
-            <w:shd w:fill="F3F6F8"/>
-          </w:tcPr>
-          <w:p>
-            <w:pPr>
-              <w:spacing w:after="0" w:line="259" w:lineRule="auto"/>
-            </w:pPr>
-            <w:r>
-              <w:rPr>
-                <w:sz w:val="16"/>
-              </w:rPr>
-              <w:t>FK event and asset; created_at index.</w:t>
+        <w:tc>
+          <w:tcPr>
+            <w:tcW w:w="0" w:type="auto"/>
+          </w:tcPr>
+          <w:p>
+            <w:r>
+              <w:t xml:space="preserve">events.events</w:t>
+            </w:r>
+          </w:p>
+        </w:tc>
+        <w:tc>
+          <w:tcPr>
+            <w:tcW w:w="0" w:type="auto"/>
+          </w:tcPr>
+          <w:p>
+            <w:r>
+              <w:t xml:space="preserve">id, owner_customer_id, title, recipient_display_name, occasion_type, lifecycle_kind, event_date?, timezone, opens_at, contributions_close_at, gifts_close_at, published_at?, revoked_at?, window_locked_at?, policy_version</w:t>
+            </w:r>
+          </w:p>
+        </w:tc>
+        <w:tc>
+          <w:tcPr>
+            <w:tcW w:w="0" w:type="auto"/>
+          </w:tcPr>
+          <w:p>
+            <w:r>
+              <w:t xml:space="preserve">PK id; FK customer; index (owner_customer_id, created_at, id). Kind wedding/dated_other/undated; occasion labels do not grant wedding extensions. Check ordered windows and date/kind consistency. Events alone derives deadlines.</w:t>
             </w:r>
           </w:p>
         </w:tc>
       </w:tr>
       <w:tr>
-        <w:trPr>
-          <w:cantSplit/>
-        </w:trPr>
-        <w:tc>
-          <w:tcPr>
-            <w:tcW w:type="dxa" w:w="1699"/>
-            <w:vAlign w:val="center"/>
-            <w:tcMar>
-              <w:top w:w="105" w:type="dxa"/>
-              <w:bottom w:w="105" w:type="dxa"/>
-              <w:left w:w="120" w:type="dxa"/>
-              <w:right w:w="120" w:type="dxa"/>
-            </w:tcMar>
-            <w:tcBorders>
-              <w:top w:val="single" w:sz="4" w:color="D9D9D9"/>
-              <w:left w:val="single" w:sz="4" w:color="D9D9D9"/>
-              <w:bottom w:val="single" w:sz="4" w:color="D9D9D9"/>
-              <w:right w:val="single" w:sz="4" w:color="D9D9D9"/>
-            </w:tcBorders>
-          </w:tcPr>
-          <w:p>
-            <w:pPr>
-              <w:spacing w:after="0" w:line="259" w:lineRule="auto"/>
-            </w:pPr>
-            <w:r>
-              <w:rPr>
-                <w:sz w:val="16"/>
-              </w:rPr>
-              <w:t>assets</w:t>
-            </w:r>
-          </w:p>
-        </w:tc>
-        <w:tc>
-          <w:tcPr>
-            <w:tcW w:type="dxa" w:w="6005"/>
-            <w:vAlign w:val="center"/>
-            <w:tcMar>
-              <w:top w:w="105" w:type="dxa"/>
-              <w:bottom w:w="105" w:type="dxa"/>
-              <w:left w:w="120" w:type="dxa"/>
-              <w:right w:w="120" w:type="dxa"/>
-            </w:tcMar>
-            <w:tcBorders>
-              <w:top w:val="single" w:sz="4" w:color="D9D9D9"/>
-              <w:left w:val="single" w:sz="4" w:color="D9D9D9"/>
-              <w:bottom w:val="single" w:sz="4" w:color="D9D9D9"/>
-              <w:right w:val="single" w:sz="4" w:color="D9D9D9"/>
-            </w:tcBorders>
-          </w:tcPr>
-          <w:p>
-            <w:pPr>
-              <w:spacing w:after="0" w:line="259" w:lineRule="auto"/>
-            </w:pPr>
-            <w:r>
-              <w:rPr>
-                <w:sz w:val="16"/>
-              </w:rPr>
-              <w:t>id, event_id, storage_key, kind, moderation_state, width, height</w:t>
-            </w:r>
-          </w:p>
-        </w:tc>
-        <w:tc>
-          <w:tcPr>
-            <w:tcW w:type="dxa" w:w="2088"/>
-            <w:vAlign w:val="center"/>
-            <w:tcMar>
-              <w:top w:w="105" w:type="dxa"/>
-              <w:bottom w:w="105" w:type="dxa"/>
-              <w:left w:w="120" w:type="dxa"/>
-              <w:right w:w="120" w:type="dxa"/>
-            </w:tcMar>
-            <w:tcBorders>
-              <w:top w:val="single" w:sz="4" w:color="D9D9D9"/>
-              <w:left w:val="single" w:sz="4" w:color="D9D9D9"/>
-              <w:bottom w:val="single" w:sz="4" w:color="D9D9D9"/>
-              <w:right w:val="single" w:sz="4" w:color="D9D9D9"/>
-            </w:tcBorders>
-          </w:tcPr>
-          <w:p>
-            <w:pPr>
-              <w:spacing w:after="0" w:line="259" w:lineRule="auto"/>
-            </w:pPr>
-            <w:r>
-              <w:rPr>
-                <w:sz w:val="16"/>
-              </w:rPr>
-              <w:t>Private key; delete scheduled after retention.</w:t>
+        <w:tc>
+          <w:tcPr>
+            <w:tcW w:w="0" w:type="auto"/>
+          </w:tcPr>
+          <w:p>
+            <w:r>
+              <w:t xml:space="preserve">events.share_links</w:t>
+            </w:r>
+          </w:p>
+        </w:tc>
+        <w:tc>
+          <w:tcPr>
+            <w:tcW w:w="0" w:type="auto"/>
+          </w:tcPr>
+          <w:p>
+            <w:r>
+              <w:t xml:space="preserve">id, event_id, generation, token_hash, token_ciphertext, encryption_key_version, revoked_at?</w:t>
+            </w:r>
+          </w:p>
+        </w:tc>
+        <w:tc>
+          <w:tcPr>
+            <w:tcW w:w="0" w:type="auto"/>
+          </w:tcPr>
+          <w:p>
+            <w:r>
+              <w:t xml:space="preserve">PK id; UQ token_hash, (event_id, generation), (event_id, id); partial UQ one unrevoked link per event. Encrypt recoverable secret for repeated host copy/QR; resolve URLs by hash. Rotation revokes old links and their guest sessions.</w:t>
             </w:r>
           </w:p>
         </w:tc>
       </w:tr>
       <w:tr>
-        <w:trPr>
-          <w:cantSplit/>
-        </w:trPr>
-        <w:tc>
-          <w:tcPr>
-            <w:tcW w:type="dxa" w:w="1699"/>
-            <w:vAlign w:val="center"/>
-            <w:tcMar>
-              <w:top w:w="105" w:type="dxa"/>
-              <w:bottom w:w="105" w:type="dxa"/>
-              <w:left w:w="120" w:type="dxa"/>
-              <w:right w:w="120" w:type="dxa"/>
-            </w:tcMar>
-            <w:tcBorders>
-              <w:top w:val="single" w:sz="4" w:color="D9D9D9"/>
-              <w:left w:val="single" w:sz="4" w:color="D9D9D9"/>
-              <w:bottom w:val="single" w:sz="4" w:color="D9D9D9"/>
-              <w:right w:val="single" w:sz="4" w:color="D9D9D9"/>
-            </w:tcBorders>
-            <w:shd w:fill="F3F6F8"/>
-          </w:tcPr>
-          <w:p>
-            <w:pPr>
-              <w:spacing w:after="0" w:line="259" w:lineRule="auto"/>
-            </w:pPr>
-            <w:r>
-              <w:rPr>
-                <w:sz w:val="16"/>
-              </w:rPr>
-              <w:t>ai_jobs</w:t>
-            </w:r>
-          </w:p>
-        </w:tc>
-        <w:tc>
-          <w:tcPr>
-            <w:tcW w:type="dxa" w:w="6005"/>
-            <w:vAlign w:val="center"/>
-            <w:tcMar>
-              <w:top w:w="105" w:type="dxa"/>
-              <w:bottom w:w="105" w:type="dxa"/>
-              <w:left w:w="120" w:type="dxa"/>
-              <w:right w:w="120" w:type="dxa"/>
-            </w:tcMar>
-            <w:tcBorders>
-              <w:top w:val="single" w:sz="4" w:color="D9D9D9"/>
-              <w:left w:val="single" w:sz="4" w:color="D9D9D9"/>
-              <w:bottom w:val="single" w:sz="4" w:color="D9D9D9"/>
-              <w:right w:val="single" w:sz="4" w:color="D9D9D9"/>
-            </w:tcBorders>
-            <w:shd w:fill="F3F6F8"/>
-          </w:tcPr>
-          <w:p>
-            <w:pPr>
-              <w:spacing w:after="0" w:line="259" w:lineRule="auto"/>
-            </w:pPr>
-            <w:r>
-              <w:rPr>
-                <w:sz w:val="16"/>
-              </w:rPr>
-              <w:t>id, event_id, session_id, kind, inputs_hash, status, asset_id, usage_json</w:t>
-            </w:r>
-          </w:p>
-        </w:tc>
-        <w:tc>
-          <w:tcPr>
-            <w:tcW w:type="dxa" w:w="2088"/>
-            <w:vAlign w:val="center"/>
-            <w:tcMar>
-              <w:top w:w="105" w:type="dxa"/>
-              <w:bottom w:w="105" w:type="dxa"/>
-              <w:left w:w="120" w:type="dxa"/>
-              <w:right w:w="120" w:type="dxa"/>
-            </w:tcMar>
-            <w:tcBorders>
-              <w:top w:val="single" w:sz="4" w:color="D9D9D9"/>
-              <w:left w:val="single" w:sz="4" w:color="D9D9D9"/>
-              <w:bottom w:val="single" w:sz="4" w:color="D9D9D9"/>
-              <w:right w:val="single" w:sz="4" w:color="D9D9D9"/>
-            </w:tcBorders>
-            <w:shd w:fill="F3F6F8"/>
-          </w:tcPr>
-          <w:p>
-            <w:pPr>
-              <w:spacing w:after="0" w:line="259" w:lineRule="auto"/>
-            </w:pPr>
-            <w:r>
-              <w:rPr>
-                <w:sz w:val="16"/>
-              </w:rPr>
-              <w:t>Unique request key; budget counter.</w:t>
+        <w:tc>
+          <w:tcPr>
+            <w:tcW w:w="0" w:type="auto"/>
+          </w:tcPr>
+          <w:p>
+            <w:r>
+              <w:t xml:space="preserve">cards.submissions</w:t>
+            </w:r>
+          </w:p>
+        </w:tc>
+        <w:tc>
+          <w:tcPr>
+            <w:tcW w:w="0" w:type="auto"/>
+          </w:tcPr>
+          <w:p>
+            <w:r>
+              <w:t xml:space="preserve">id, event_id, guest_id, kind, text, template_key?, template_version?, style_json?, submitted_at?, content_state, removed_at?</w:t>
+            </w:r>
+          </w:p>
+        </w:tc>
+        <w:tc>
+          <w:tcPr>
+            <w:tcW w:w="0" w:type="auto"/>
+          </w:tcPr>
+          <w:p>
+            <w:r>
+              <w:t xml:space="preserve">PK id; same-event guest FK; UQ (event_id, id). Kind note/card; state draft/submitted/hidden/removed. Template/version required for styled card. One submission is one book entry; no required gift reference. Index (event_id, submitted_at, id).</w:t>
             </w:r>
           </w:p>
         </w:tc>
       </w:tr>
       <w:tr>
-        <w:trPr>
-          <w:cantSplit/>
-        </w:trPr>
-        <w:tc>
-          <w:tcPr>
-            <w:tcW w:type="dxa" w:w="1699"/>
-            <w:vAlign w:val="center"/>
-            <w:tcMar>
-              <w:top w:w="105" w:type="dxa"/>
-              <w:bottom w:w="105" w:type="dxa"/>
-              <w:left w:w="120" w:type="dxa"/>
-              <w:right w:w="120" w:type="dxa"/>
-            </w:tcMar>
-            <w:tcBorders>
-              <w:top w:val="single" w:sz="4" w:color="D9D9D9"/>
-              <w:left w:val="single" w:sz="4" w:color="D9D9D9"/>
-              <w:bottom w:val="single" w:sz="4" w:color="D9D9D9"/>
-              <w:right w:val="single" w:sz="4" w:color="D9D9D9"/>
-            </w:tcBorders>
-          </w:tcPr>
-          <w:p>
-            <w:pPr>
-              <w:spacing w:after="0" w:line="259" w:lineRule="auto"/>
-            </w:pPr>
-            <w:r>
-              <w:rPr>
-                <w:sz w:val="16"/>
-              </w:rPr>
-              <w:t>recipient_accounts</w:t>
-            </w:r>
-          </w:p>
-        </w:tc>
-        <w:tc>
-          <w:tcPr>
-            <w:tcW w:type="dxa" w:w="6005"/>
-            <w:vAlign w:val="center"/>
-            <w:tcMar>
-              <w:top w:w="105" w:type="dxa"/>
-              <w:bottom w:w="105" w:type="dxa"/>
-              <w:left w:w="120" w:type="dxa"/>
-              <w:right w:w="120" w:type="dxa"/>
-            </w:tcMar>
-            <w:tcBorders>
-              <w:top w:val="single" w:sz="4" w:color="D9D9D9"/>
-              <w:left w:val="single" w:sz="4" w:color="D9D9D9"/>
-              <w:bottom w:val="single" w:sz="4" w:color="D9D9D9"/>
-              <w:right w:val="single" w:sz="4" w:color="D9D9D9"/>
-            </w:tcBorders>
-          </w:tcPr>
-          <w:p>
-            <w:pPr>
-              <w:spacing w:after="0" w:line="259" w:lineRule="auto"/>
-            </w:pPr>
-            <w:r>
-              <w:rPr>
-                <w:sz w:val="16"/>
-              </w:rPr>
-              <w:t>id, event_id, provider, provider_account_id, onboarding_state</w:t>
-            </w:r>
-          </w:p>
-        </w:tc>
-        <w:tc>
-          <w:tcPr>
-            <w:tcW w:type="dxa" w:w="2088"/>
-            <w:vAlign w:val="center"/>
-            <w:tcMar>
-              <w:top w:w="105" w:type="dxa"/>
-              <w:bottom w:w="105" w:type="dxa"/>
-              <w:left w:w="120" w:type="dxa"/>
-              <w:right w:w="120" w:type="dxa"/>
-            </w:tcMar>
-            <w:tcBorders>
-              <w:top w:val="single" w:sz="4" w:color="D9D9D9"/>
-              <w:left w:val="single" w:sz="4" w:color="D9D9D9"/>
-              <w:bottom w:val="single" w:sz="4" w:color="D9D9D9"/>
-              <w:right w:val="single" w:sz="4" w:color="D9D9D9"/>
-            </w:tcBorders>
-          </w:tcPr>
-          <w:p>
-            <w:r>
-              <w:t>Provider IDs and readiness only; no bank numbers or identity documents.</w:t>
+        <w:tc>
+          <w:tcPr>
+            <w:tcW w:w="0" w:type="auto"/>
+          </w:tcPr>
+          <w:p>
+            <w:r>
+              <w:t xml:space="preserve">cards.media_assets</w:t>
+            </w:r>
+          </w:p>
+        </w:tc>
+        <w:tc>
+          <w:tcPr>
+            <w:tcW w:w="0" w:type="auto"/>
+          </w:tcPr>
+          <w:p>
+            <w:r>
+              <w:t xml:space="preserve">id, event_id, guest_id, submission_id?, object_key, mime_type, byte_size, width, height, scan_state, deleted_at?</w:t>
+            </w:r>
+          </w:p>
+        </w:tc>
+        <w:tc>
+          <w:tcPr>
+            <w:tcW w:w="0" w:type="auto"/>
+          </w:tcPr>
+          <w:p>
+            <w:r>
+              <w:t xml:space="preserve">PK id; UQ object_key; same-event guest/submission FKs. Partial UQ submission_id when attached and not deleted enforces one photo. Positive bounded size/dimensions, allowlisted type, clean guest-owned attachment only. Private keys, not file bytes or signed URLs.</w:t>
             </w:r>
           </w:p>
         </w:tc>
       </w:tr>
       <w:tr>
-        <w:trPr>
-          <w:cantSplit/>
-        </w:trPr>
-        <w:tc>
-          <w:tcPr>
-            <w:tcW w:type="dxa" w:w="1699"/>
-            <w:vAlign w:val="center"/>
-            <w:tcMar>
-              <w:top w:w="105" w:type="dxa"/>
-              <w:bottom w:w="105" w:type="dxa"/>
-              <w:left w:w="120" w:type="dxa"/>
-              <w:right w:w="120" w:type="dxa"/>
-            </w:tcMar>
-            <w:tcBorders>
-              <w:top w:val="single" w:sz="4" w:color="D9D9D9"/>
-              <w:left w:val="single" w:sz="4" w:color="D9D9D9"/>
-              <w:bottom w:val="single" w:sz="4" w:color="D9D9D9"/>
-              <w:right w:val="single" w:sz="4" w:color="D9D9D9"/>
-            </w:tcBorders>
-            <w:shd w:fill="F3F6F8"/>
-          </w:tcPr>
-          <w:p>
-            <w:pPr>
-              <w:spacing w:after="0" w:line="259" w:lineRule="auto"/>
-            </w:pPr>
-            <w:r>
-              <w:rPr>
-                <w:sz w:val="16"/>
-              </w:rPr>
-              <w:t>gift_intents</w:t>
-            </w:r>
-          </w:p>
-        </w:tc>
-        <w:tc>
-          <w:tcPr>
-            <w:tcW w:type="dxa" w:w="6005"/>
-            <w:vAlign w:val="center"/>
-            <w:tcMar>
-              <w:top w:w="105" w:type="dxa"/>
-              <w:bottom w:w="105" w:type="dxa"/>
-              <w:left w:w="120" w:type="dxa"/>
-              <w:right w:w="120" w:type="dxa"/>
-            </w:tcMar>
-            <w:tcBorders>
-              <w:top w:val="single" w:sz="4" w:color="D9D9D9"/>
-              <w:left w:val="single" w:sz="4" w:color="D9D9D9"/>
-              <w:bottom w:val="single" w:sz="4" w:color="D9D9D9"/>
-              <w:right w:val="single" w:sz="4" w:color="D9D9D9"/>
-            </w:tcBorders>
-            <w:shd w:fill="F3F6F8"/>
-          </w:tcPr>
-          <w:p>
-            <w:r>
-              <w:t>id, event_id, card_id, amount_cents, fee_cents, route, selected_service, destination_id, destination_version, state, provider_ref</w:t>
-            </w:r>
-          </w:p>
-        </w:tc>
-        <w:tc>
-          <w:tcPr>
-            <w:tcW w:type="dxa" w:w="2088"/>
-            <w:vAlign w:val="center"/>
-            <w:tcMar>
-              <w:top w:w="105" w:type="dxa"/>
-              <w:bottom w:w="105" w:type="dxa"/>
-              <w:left w:w="120" w:type="dxa"/>
-              <w:right w:w="120" w:type="dxa"/>
-            </w:tcMar>
-            <w:tcBorders>
-              <w:top w:val="single" w:sz="4" w:color="D9D9D9"/>
-              <w:left w:val="single" w:sz="4" w:color="D9D9D9"/>
-              <w:bottom w:val="single" w:sz="4" w:color="D9D9D9"/>
-              <w:right w:val="single" w:sz="4" w:color="D9D9D9"/>
-            </w:tcBorders>
-            <w:shd w:fill="F3F6F8"/>
-          </w:tcPr>
-          <w:p>
-            <w:r>
-              <w:t>Positive amount; one idempotency key; selected route belongs to event and current confirmed version.</w:t>
+        <w:tc>
+          <w:tcPr>
+            <w:tcW w:w="0" w:type="auto"/>
+          </w:tcPr>
+          <w:p>
+            <w:r>
+              <w:t xml:space="preserve">cards.consent_events</w:t>
+            </w:r>
+          </w:p>
+        </w:tc>
+        <w:tc>
+          <w:tcPr>
+            <w:tcW w:w="0" w:type="auto"/>
+          </w:tcPr>
+          <w:p>
+            <w:r>
+              <w:t xml:space="preserve">id, event_id, submission_id, sequence, guest_id?, choice, wording_version, recorded_at</w:t>
+            </w:r>
+          </w:p>
+        </w:tc>
+        <w:tc>
+          <w:tcPr>
+            <w:tcW w:w="0" w:type="auto"/>
+          </w:tcPr>
+          <w:p>
+            <w:r>
+              <w:t xml:space="preserve">PK id; UQ (submission_id, sequence); same-event submission/actor FKs. Choice private/book_allowed/withdrawn. Latest ordered event is authoritative; explicit choice required, missing consent denies book inclusion. No duplicate consent booleans in each source table.</w:t>
             </w:r>
           </w:p>
         </w:tc>
       </w:tr>
       <w:tr>
-        <w:trPr>
-          <w:cantSplit/>
-        </w:trPr>
-        <w:tc>
-          <w:tcPr>
-            <w:tcW w:type="dxa" w:w="1699"/>
-            <w:vAlign w:val="center"/>
-            <w:tcMar>
-              <w:top w:w="105" w:type="dxa"/>
-              <w:bottom w:w="105" w:type="dxa"/>
-              <w:left w:w="120" w:type="dxa"/>
-              <w:right w:w="120" w:type="dxa"/>
-            </w:tcMar>
-            <w:tcBorders>
-              <w:top w:val="single" w:sz="4" w:color="D9D9D9"/>
-              <w:left w:val="single" w:sz="4" w:color="D9D9D9"/>
-              <w:bottom w:val="single" w:sz="4" w:color="D9D9D9"/>
-              <w:right w:val="single" w:sz="4" w:color="D9D9D9"/>
-            </w:tcBorders>
-          </w:tcPr>
-          <w:p>
-            <w:pPr>
-              <w:spacing w:after="0" w:line="259" w:lineRule="auto"/>
-            </w:pPr>
-            <w:r>
-              <w:rPr>
-                <w:sz w:val="16"/>
-              </w:rPr>
-              <w:t>payment_events</w:t>
-            </w:r>
-          </w:p>
-        </w:tc>
-        <w:tc>
-          <w:tcPr>
-            <w:tcW w:type="dxa" w:w="6005"/>
-            <w:vAlign w:val="center"/>
-            <w:tcMar>
-              <w:top w:w="105" w:type="dxa"/>
-              <w:bottom w:w="105" w:type="dxa"/>
-              <w:left w:w="120" w:type="dxa"/>
-              <w:right w:w="120" w:type="dxa"/>
-            </w:tcMar>
-            <w:tcBorders>
-              <w:top w:val="single" w:sz="4" w:color="D9D9D9"/>
-              <w:left w:val="single" w:sz="4" w:color="D9D9D9"/>
-              <w:bottom w:val="single" w:sz="4" w:color="D9D9D9"/>
-              <w:right w:val="single" w:sz="4" w:color="D9D9D9"/>
-            </w:tcBorders>
-          </w:tcPr>
-          <w:p>
-            <w:pPr>
-              <w:spacing w:after="0" w:line="259" w:lineRule="auto"/>
-            </w:pPr>
-            <w:r>
-              <w:rPr>
-                <w:sz w:val="16"/>
-              </w:rPr>
-              <w:t>id, provider_event_id, intent_id, type, payload_digest, received_at</w:t>
-            </w:r>
-          </w:p>
-        </w:tc>
-        <w:tc>
-          <w:tcPr>
-            <w:tcW w:type="dxa" w:w="2088"/>
-            <w:vAlign w:val="center"/>
-            <w:tcMar>
-              <w:top w:w="105" w:type="dxa"/>
-              <w:bottom w:w="105" w:type="dxa"/>
-              <w:left w:w="120" w:type="dxa"/>
-              <w:right w:w="120" w:type="dxa"/>
-            </w:tcMar>
-            <w:tcBorders>
-              <w:top w:val="single" w:sz="4" w:color="D9D9D9"/>
-              <w:left w:val="single" w:sz="4" w:color="D9D9D9"/>
-              <w:bottom w:val="single" w:sz="4" w:color="D9D9D9"/>
-              <w:right w:val="single" w:sz="4" w:color="D9D9D9"/>
-            </w:tcBorders>
-          </w:tcPr>
-          <w:p>
-            <w:pPr>
-              <w:spacing w:after="0" w:line="259" w:lineRule="auto"/>
-            </w:pPr>
-            <w:r>
-              <w:rPr>
-                <w:sz w:val="16"/>
-              </w:rPr>
-              <w:t>Unique provider_event_id.</w:t>
+        <w:tc>
+          <w:tcPr>
+            <w:tcW w:w="0" w:type="auto"/>
+          </w:tcPr>
+          <w:p>
+            <w:r>
+              <w:t xml:space="preserve">cards.moderation_actions</w:t>
+            </w:r>
+          </w:p>
+        </w:tc>
+        <w:tc>
+          <w:tcPr>
+            <w:tcW w:w="0" w:type="auto"/>
+          </w:tcPr>
+          <w:p>
+            <w:r>
+              <w:t xml:space="preserve">id, event_id, submission_id, sequence, actor_customer_id, action, reason_code?, recorded_at</w:t>
+            </w:r>
+          </w:p>
+        </w:tc>
+        <w:tc>
+          <w:tcPr>
+            <w:tcW w:w="0" w:type="auto"/>
+          </w:tcPr>
+          <w:p>
+            <w:r>
+              <w:t xml:space="preserve">PK id; UQ (submission_id, sequence); scoped submission FK, customer FK. Append hide/restore/remove evidence while atomically changing submissions.content_state as indexed current state. No private text in reason codes.</w:t>
             </w:r>
           </w:p>
         </w:tc>
       </w:tr>
       <w:tr>
-        <w:trPr>
-          <w:cantSplit/>
-        </w:trPr>
-        <w:tc>
-          <w:tcPr>
-            <w:tcW w:type="dxa" w:w="1699"/>
-            <w:vAlign w:val="center"/>
-            <w:tcMar>
-              <w:top w:w="105" w:type="dxa"/>
-              <w:bottom w:w="105" w:type="dxa"/>
-              <w:left w:w="120" w:type="dxa"/>
-              <w:right w:w="120" w:type="dxa"/>
-            </w:tcMar>
-            <w:tcBorders>
-              <w:top w:val="single" w:sz="4" w:color="D9D9D9"/>
-              <w:left w:val="single" w:sz="4" w:color="D9D9D9"/>
-              <w:bottom w:val="single" w:sz="4" w:color="D9D9D9"/>
-              <w:right w:val="single" w:sz="4" w:color="D9D9D9"/>
-            </w:tcBorders>
-            <w:shd w:fill="F3F6F8"/>
-          </w:tcPr>
-          <w:p>
-            <w:pPr>
-              <w:spacing w:after="0" w:line="259" w:lineRule="auto"/>
-            </w:pPr>
-            <w:r>
-              <w:rPr>
-                <w:sz w:val="16"/>
-              </w:rPr>
-              <w:t>audit_log</w:t>
-            </w:r>
-          </w:p>
-        </w:tc>
-        <w:tc>
-          <w:tcPr>
-            <w:tcW w:type="dxa" w:w="6005"/>
-            <w:vAlign w:val="center"/>
-            <w:tcMar>
-              <w:top w:w="105" w:type="dxa"/>
-              <w:bottom w:w="105" w:type="dxa"/>
-              <w:left w:w="120" w:type="dxa"/>
-              <w:right w:w="120" w:type="dxa"/>
-            </w:tcMar>
-            <w:tcBorders>
-              <w:top w:val="single" w:sz="4" w:color="D9D9D9"/>
-              <w:left w:val="single" w:sz="4" w:color="D9D9D9"/>
-              <w:bottom w:val="single" w:sz="4" w:color="D9D9D9"/>
-              <w:right w:val="single" w:sz="4" w:color="D9D9D9"/>
-            </w:tcBorders>
-            <w:shd w:fill="F3F6F8"/>
-          </w:tcPr>
-          <w:p>
-            <w:pPr>
-              <w:spacing w:after="0" w:line="259" w:lineRule="auto"/>
-            </w:pPr>
-            <w:r>
-              <w:rPr>
-                <w:sz w:val="16"/>
-              </w:rPr>
-              <w:t>id, actor_type, actor_id, entity_type, entity_id, action, at</w:t>
-            </w:r>
-          </w:p>
-        </w:tc>
-        <w:tc>
-          <w:tcPr>
-            <w:tcW w:type="dxa" w:w="2088"/>
-            <w:vAlign w:val="center"/>
-            <w:tcMar>
-              <w:top w:w="105" w:type="dxa"/>
-              <w:bottom w:w="105" w:type="dxa"/>
-              <w:left w:w="120" w:type="dxa"/>
-              <w:right w:w="120" w:type="dxa"/>
-            </w:tcMar>
-            <w:tcBorders>
-              <w:top w:val="single" w:sz="4" w:color="D9D9D9"/>
-              <w:left w:val="single" w:sz="4" w:color="D9D9D9"/>
-              <w:bottom w:val="single" w:sz="4" w:color="D9D9D9"/>
-              <w:right w:val="single" w:sz="4" w:color="D9D9D9"/>
-            </w:tcBorders>
-            <w:shd w:fill="F3F6F8"/>
-          </w:tcPr>
-          <w:p>
-            <w:pPr>
-              <w:spacing w:after="0" w:line="259" w:lineRule="auto"/>
-            </w:pPr>
-            <w:r>
-              <w:rPr>
-                <w:sz w:val="16"/>
-              </w:rPr>
-              <w:t>Append only; access restricted.</w:t>
+        <w:tc>
+          <w:tcPr>
+            <w:tcW w:w="0" w:type="auto"/>
+          </w:tcPr>
+          <w:p>
+            <w:r>
+              <w:t xml:space="preserve">ai.requests</w:t>
+            </w:r>
+          </w:p>
+        </w:tc>
+        <w:tc>
+          <w:tcPr>
+            <w:tcW w:w="0" w:type="auto"/>
+          </w:tcPr>
+          <w:p>
+            <w:r>
+              <w:t xml:space="preserve">id, event_id, guest_id, request_key, kind, prompt_version, model, status, input_tokens, output_tokens, image_count, estimated_cost_micro_units?, cost_currency?, completed_at?, error_code?</w:t>
+            </w:r>
+          </w:p>
+        </w:tc>
+        <w:tc>
+          <w:tcPr>
+            <w:tcW w:w="0" w:type="auto"/>
+          </w:tcPr>
+          <w:p>
+            <w:r>
+              <w:t xml:space="preserve">PK id; same-event guest FK; UQ (event_id, guest_id, request_key). Minimal usage/outcome metadata; optional spend estimate uses millionths of currency units to retain sub-cent precision. No durable private prompt/suggestion copies; guest-approved text belongs to Cards. Art extends this only after its gate.</w:t>
             </w:r>
           </w:p>
         </w:tc>
@@ -6780,31 +6131,31 @@
       <w:tr>
         <w:tc>
           <w:tcPr>
-            <w:tcW w:type="dxa" w:w="1699"/>
-          </w:tcPr>
-          <w:p>
-            <w:r>
-              <w:t>music_catalog</w:t>
-            </w:r>
-          </w:p>
-        </w:tc>
-        <w:tc>
-          <w:tcPr>
-            <w:tcW w:type="dxa" w:w="6005"/>
-          </w:tcPr>
-          <w:p>
-            <w:r>
-              <w:t>id, provider, external_clip_id, title, region, grant_version, expires_at</w:t>
-            </w:r>
-          </w:p>
-        </w:tc>
-        <w:tc>
-          <w:tcPr>
-            <w:tcW w:type="dxa" w:w="2088"/>
-          </w:tcPr>
-          <w:p>
-            <w:r>
-              <w:t>Rights-backed only; cache license scope; no recorded audio blob.</w:t>
+            <w:tcW w:w="0" w:type="auto"/>
+          </w:tcPr>
+          <w:p>
+            <w:r>
+              <w:t xml:space="preserve">ai.usage_buckets</w:t>
+            </w:r>
+          </w:p>
+        </w:tc>
+        <w:tc>
+          <w:tcPr>
+            <w:tcW w:w="0" w:type="auto"/>
+          </w:tcPr>
+          <w:p>
+            <w:r>
+              <w:t xml:space="preserve">scope_type, scope_id, period_start, request_count, reserved_units, used_units, expires_at</w:t>
+            </w:r>
+          </w:p>
+        </w:tc>
+        <w:tc>
+          <w:tcPr>
+            <w:tcW w:w="0" w:type="auto"/>
+          </w:tcPr>
+          <w:p>
+            <w:r>
+              <w:t xml:space="preserve">PK (scope_type, scope_id, period_start). Guest/event/application budget scopes; atomic reservation before spend. Settle/release reservations on success/failure with bounded crash recovery. Counters are derived quota state, not a billing ledger.</w:t>
             </w:r>
           </w:p>
         </w:tc>
@@ -6812,31 +6163,31 @@
       <w:tr>
         <w:tc>
           <w:tcPr>
-            <w:tcW w:type="dxa" w:w="1699"/>
-          </w:tcPr>
-          <w:p>
-            <w:r>
-              <w:t>card_music_selections</w:t>
-            </w:r>
-          </w:p>
-        </w:tc>
-        <w:tc>
-          <w:tcPr>
-            <w:tcW w:type="dxa" w:w="6005"/>
-          </w:tcPr>
-          <w:p>
-            <w:r>
-              <w:t>card_id, clip_id, grant_version, selected_at</w:t>
-            </w:r>
-          </w:p>
-        </w:tc>
-        <w:tc>
-          <w:tcPr>
-            <w:tcW w:type="dxa" w:w="2088"/>
-          </w:tcPr>
-          <w:p>
-            <w:r>
-              <w:t>Optional FK, separate from gift_intents; delete with card.</w:t>
+            <w:tcW w:w="0" w:type="auto"/>
+          </w:tcPr>
+          <w:p>
+            <w:r>
+              <w:t xml:space="preserve">gifts.routes</w:t>
+            </w:r>
+          </w:p>
+        </w:tc>
+        <w:tc>
+          <w:tcPr>
+            <w:tcW w:w="0" w:type="auto"/>
+          </w:tcPr>
+          <w:p>
+            <w:r>
+              <w:t xml:space="preserve">id, event_id, service, current_version, enabled</w:t>
+            </w:r>
+          </w:p>
+        </w:tc>
+        <w:tc>
+          <w:tcPr>
+            <w:tcW w:w="0" w:type="auto"/>
+          </w:tcPr>
+          <w:p>
+            <w:r>
+              <w:t xml:space="preserve">PK id; UQ (event_id, service), (event_id, id, service), (event_id, id). Service allowlist Cash App/Venmo/Zelle. Deferred composite FK (event_id, id, current_version) to destination_versions, added after both tables exist. One stable slot per service; no plaintext identifier copy.</w:t>
             </w:r>
           </w:p>
         </w:tc>
@@ -6844,31 +6195,31 @@
       <w:tr>
         <w:tc>
           <w:tcPr>
-            <w:tcW w:type="dxa" w:w="1699"/>
-          </w:tcPr>
-          <w:p>
-            <w:r>
-              <w:t>book_orders</w:t>
-            </w:r>
-          </w:p>
-        </w:tc>
-        <w:tc>
-          <w:tcPr>
-            <w:tcW w:type="dxa" w:w="6005"/>
-          </w:tcPr>
-          <w:p>
-            <w:r>
-              <w:t>id, event_id, snapshot_at, included_count, tier_price_cents, provider_purchase_id, status</w:t>
-            </w:r>
-          </w:p>
-        </w:tc>
-        <w:tc>
-          <w:tcPr>
-            <w:tcW w:type="dxa" w:w="2088"/>
-          </w:tcPr>
-          <w:p>
-            <w:r>
-              <w:t>Unique paid entitlement per event; server quote fixed at checkout; separate from gift ledger.</w:t>
+            <w:tcW w:w="0" w:type="auto"/>
+          </w:tcPr>
+          <w:p>
+            <w:r>
+              <w:t xml:space="preserve">gifts.destination_versions</w:t>
+            </w:r>
+          </w:p>
+        </w:tc>
+        <w:tc>
+          <w:tcPr>
+            <w:tcW w:w="0" w:type="auto"/>
+          </w:tcPr>
+          <w:p>
+            <w:r>
+              <w:t xml:space="preserve">route_id, event_id, version, recipient_display_name, identifier_kind, identifier_ciphertext, encryption_key_version, created_by_customer_id, host_confirmed_by_customer_id?, host_confirmed_at?, confirmation_wording_version?</w:t>
+            </w:r>
+          </w:p>
+        </w:tc>
+        <w:tc>
+          <w:tcPr>
+            <w:tcW w:w="0" w:type="auto"/>
+          </w:tcPr>
+          <w:p>
+            <w:r>
+              <w:t xml:space="preserve">PK (route_id, version); UQ (event_id, route_id, version); same-event route FK and actor FKs. Incrementing version; identifier kind valid for route's service. Identifier/name immutable; confirmation set once after authorized double-entry/service review. No stored second entry or arbitrary URL.</w:t>
             </w:r>
           </w:p>
         </w:tc>
@@ -6876,31 +6227,319 @@
       <w:tr>
         <w:tc>
           <w:tcPr>
-            <w:tcW w:type="dxa" w:w="1699"/>
-          </w:tcPr>
-          <w:p>
-            <w:r>
-              <w:t>external_destinations</w:t>
-            </w:r>
-          </w:p>
-        </w:tc>
-        <w:tc>
-          <w:tcPr>
-            <w:tcW w:type="dxa" w:w="6005"/>
-          </w:tcPr>
-          <w:p>
-            <w:r>
-              <w:t>id, event_id, service, identifier, display_name, version, confirmed_at, active</w:t>
-            </w:r>
-          </w:p>
-        </w:tc>
-        <w:tc>
-          <w:tcPr>
-            <w:tcW w:type="dxa" w:w="2088"/>
-          </w:tcPr>
-          <w:p>
-            <w:r>
-              <w:t>At most one active version per (event, service), with multiple enabled services per event; encrypted at rest, host only edits, alert and audit on change. Keep version in gift intent.</w:t>
+            <w:tcW w:w="0" w:type="auto"/>
+          </w:tcPr>
+          <w:p>
+            <w:r>
+              <w:t xml:space="preserve">gifts.gift_intents</w:t>
+            </w:r>
+          </w:p>
+        </w:tc>
+        <w:tc>
+          <w:tcPr>
+            <w:tcW w:w="0" w:type="auto"/>
+          </w:tcPr>
+          <w:p>
+            <w:r>
+              <w:t xml:space="preserve">id, event_id, guest_id, selected_service, destination_id, destination_version, review_revision, acknowledged_revision?, acknowledged_at?, acknowledgment_wording_version?, intended_amount_minor?, currency?, request_key, cancelled_at?</w:t>
+            </w:r>
+          </w:p>
+        </w:tc>
+        <w:tc>
+          <w:tcPr>
+            <w:tcW w:w="0" w:type="auto"/>
+          </w:tcPr>
+          <w:p>
+            <w:r>
+              <w:t xml:space="preserve">PK id; UQ (event_id, guest_id, request_key), (event_id, id). destination_id is route ID; composite FKs to same-event guest, (event_id, destination_id, selected_service) route and (event_id, destination_id, destination_version) version. Amount/currency both absent or both valid. No mandatory card ID.</w:t>
+            </w:r>
+          </w:p>
+        </w:tc>
+      </w:tr>
+      <w:tr>
+        <w:tc>
+          <w:tcPr>
+            <w:tcW w:w="0" w:type="auto"/>
+          </w:tcPr>
+          <w:p>
+            <w:r>
+              <w:t xml:space="preserve">gifts.gift_events</w:t>
+            </w:r>
+          </w:p>
+        </w:tc>
+        <w:tc>
+          <w:tcPr>
+            <w:tcW w:w="0" w:type="auto"/>
+          </w:tcPr>
+          <w:p>
+            <w:r>
+              <w:t xml:space="preserve">id, event_id, gift_intent_id, sequence, type, destination_id, destination_version, review_revision, actor_guest_id?, actor_customer_id?, request_key, recorded_at</w:t>
+            </w:r>
+          </w:p>
+        </w:tc>
+        <w:tc>
+          <w:tcPr>
+            <w:tcW w:w="0" w:type="auto"/>
+          </w:tcPr>
+          <w:p>
+            <w:r>
+              <w:t xml:space="preserve">PK id; UQ (gift_intent_id, sequence), (gift_intent_id, request_key); scoped intent/version/actor FKs. Append handoff_issued, guest_reported, host_confirmed, host_confirmation_revoked, cancelled. Public use cases enforce actor rules; only owning host confirms/revokes receipt. Preserve historical reviewed tuple.</w:t>
+            </w:r>
+          </w:p>
+        </w:tc>
+      </w:tr>
+      <w:tr>
+        <w:tc>
+          <w:tcPr>
+            <w:tcW w:w="0" w:type="auto"/>
+          </w:tcPr>
+          <w:p>
+            <w:r>
+              <w:t xml:space="preserve">book.entry_projection</w:t>
+            </w:r>
+          </w:p>
+        </w:tc>
+        <w:tc>
+          <w:tcPr>
+            <w:tcW w:w="0" w:type="auto"/>
+          </w:tcPr>
+          <w:p>
+            <w:r>
+              <w:t xml:space="preserve">event_id, submission_id, source_revision, eligible, submitted_at, sort_key</w:t>
+            </w:r>
+          </w:p>
+        </w:tc>
+        <w:tc>
+          <w:tcPr>
+            <w:tcW w:w="0" w:type="auto"/>
+          </w:tcPr>
+          <w:p>
+            <w:r>
+              <w:t xml:space="preserve">PK (event_id, submission_id); scoped submission FK. Rebuild from Cards public events/query; no duplicate text, photo, guest profile or gift amounts. Index (event_id, eligible, sort_key, submission_id).</w:t>
+            </w:r>
+          </w:p>
+        </w:tc>
+      </w:tr>
+      <w:tr>
+        <w:tc>
+          <w:tcPr>
+            <w:tcW w:w="0" w:type="auto"/>
+          </w:tcPr>
+          <w:p>
+            <w:r>
+              <w:t xml:space="preserve">book.snapshots</w:t>
+            </w:r>
+          </w:p>
+        </w:tc>
+        <w:tc>
+          <w:tcPr>
+            <w:tcW w:w="0" w:type="auto"/>
+          </w:tcPr>
+          <w:p>
+            <w:r>
+              <w:t xml:space="preserve">id, event_id, revision, cutoff_at, included_count, finalized_at</w:t>
+            </w:r>
+          </w:p>
+        </w:tc>
+        <w:tc>
+          <w:tcPr>
+            <w:tcW w:w="0" w:type="auto"/>
+          </w:tcPr>
+          <w:p>
+            <w:r>
+              <w:t xml:space="preserve">PK id; UQ (event_id, revision), (event_id, id). Nonnegative count derives from entries in same transaction. No new entries after contribution close; correction revisions may remove entries without admitting late gifts.</w:t>
+            </w:r>
+          </w:p>
+        </w:tc>
+      </w:tr>
+      <w:tr>
+        <w:tc>
+          <w:tcPr>
+            <w:tcW w:w="0" w:type="auto"/>
+          </w:tcPr>
+          <w:p>
+            <w:r>
+              <w:t xml:space="preserve">book.snapshot_entries</w:t>
+            </w:r>
+          </w:p>
+        </w:tc>
+        <w:tc>
+          <w:tcPr>
+            <w:tcW w:w="0" w:type="auto"/>
+          </w:tcPr>
+          <w:p>
+            <w:r>
+              <w:t xml:space="preserve">event_id, snapshot_id, submission_id, position, source_revision</w:t>
+            </w:r>
+          </w:p>
+        </w:tc>
+        <w:tc>
+          <w:tcPr>
+            <w:tcW w:w="0" w:type="auto"/>
+          </w:tcPr>
+          <w:p>
+            <w:r>
+              <w:t xml:space="preserve">PK (snapshot_id, submission_id); UQ (snapshot_id, position); same-event snapshot/submission FKs. Frozen membership/order, not another content store.</w:t>
+            </w:r>
+          </w:p>
+        </w:tc>
+      </w:tr>
+      <w:tr>
+        <w:tc>
+          <w:tcPr>
+            <w:tcW w:w="0" w:type="auto"/>
+          </w:tcPr>
+          <w:p>
+            <w:r>
+              <w:t xml:space="preserve">book.exports</w:t>
+            </w:r>
+          </w:p>
+        </w:tc>
+        <w:tc>
+          <w:tcPr>
+            <w:tcW w:w="0" w:type="auto"/>
+          </w:tcPr>
+          <w:p>
+            <w:r>
+              <w:t xml:space="preserve">id, event_id, snapshot_id, requested_by_customer_id, request_key, status, object_key?, expires_at, invalidated_at?, completed_at?</w:t>
+            </w:r>
+          </w:p>
+        </w:tc>
+        <w:tc>
+          <w:tcPr>
+            <w:tcW w:w="0" w:type="auto"/>
+          </w:tcPr>
+          <w:p>
+            <w:r>
+              <w:t xml:space="preserve">PK id; UQ (event_id, requested_by_customer_id, request_key); scoped snapshot/customer FKs. Private object, newly issued short-lived signed URL, audited access. Worker/download reauthorize ownership and current consent/moderation; stale projection cannot authorize disclosure.</w:t>
+            </w:r>
+          </w:p>
+        </w:tc>
+      </w:tr>
+      <w:tr>
+        <w:tc>
+          <w:tcPr>
+            <w:tcW w:w="0" w:type="auto"/>
+          </w:tcPr>
+          <w:p>
+            <w:r>
+              <w:t xml:space="preserve">platform.audit_events</w:t>
+            </w:r>
+          </w:p>
+        </w:tc>
+        <w:tc>
+          <w:tcPr>
+            <w:tcW w:w="0" w:type="auto"/>
+          </w:tcPr>
+          <w:p>
+            <w:r>
+              <w:t xml:space="preserve">id, event_id?, actor_kind, actor_id?, module, action, entity_id, entity_revision?, request_id, outcome, recorded_at</w:t>
+            </w:r>
+          </w:p>
+        </w:tc>
+        <w:tc>
+          <w:tcPr>
+            <w:tcW w:w="0" w:type="auto"/>
+          </w:tcPr>
+          <w:p>
+            <w:r>
+              <w:t xml:space="preserve">PK id; append-only to runtime; index (event_id, recorded_at, id). Sensitive actions/destination edits/exports contain IDs and versions, no clear identifiers, tokens, card text or request payload.</w:t>
+            </w:r>
+          </w:p>
+        </w:tc>
+      </w:tr>
+      <w:tr>
+        <w:tc>
+          <w:tcPr>
+            <w:tcW w:w="0" w:type="auto"/>
+          </w:tcPr>
+          <w:p>
+            <w:r>
+              <w:t xml:space="preserve">platform.idempotency_keys</w:t>
+            </w:r>
+          </w:p>
+        </w:tc>
+        <w:tc>
+          <w:tcPr>
+            <w:tcW w:w="0" w:type="auto"/>
+          </w:tcPr>
+          <w:p>
+            <w:r>
+              <w:t xml:space="preserve">actor_scope, operation, request_key, request_digest, resource_id?, status, expires_at</w:t>
+            </w:r>
+          </w:p>
+        </w:tc>
+        <w:tc>
+          <w:tcPr>
+            <w:tcW w:w="0" w:type="auto"/>
+          </w:tcPr>
+          <w:p>
+            <w:r>
+              <w:t xml:space="preserve">PK (actor_scope, operation, request_key); server-derived scope includes event. Same key/body resolves previous resource, different body conflicts. No cached secret URL/decrypted destination. Handoff retry still rechecks validity; deduplication cannot bypass closure/revocation.</w:t>
+            </w:r>
+          </w:p>
+        </w:tc>
+      </w:tr>
+      <w:tr>
+        <w:tc>
+          <w:tcPr>
+            <w:tcW w:w="0" w:type="auto"/>
+          </w:tcPr>
+          <w:p>
+            <w:r>
+              <w:t xml:space="preserve">platform.outbox_messages</w:t>
+            </w:r>
+          </w:p>
+        </w:tc>
+        <w:tc>
+          <w:tcPr>
+            <w:tcW w:w="0" w:type="auto"/>
+          </w:tcPr>
+          <w:p>
+            <w:r>
+              <w:t xml:space="preserve">id, event_id?, module, entity_id, entity_revision, type, payload_json, available_at, attempts, lease_until?, processed_at?</w:t>
+            </w:r>
+          </w:p>
+        </w:tc>
+        <w:tc>
+          <w:tcPr>
+            <w:tcW w:w="0" w:type="auto"/>
+          </w:tcPr>
+          <w:p>
+            <w:r>
+              <w:t xml:space="preserve">PK id; UQ (module, entity_id, entity_revision, type); pending-work index. Mutation/public event commit together; bounded leases/backoff/retries preserve failures for review. Payload contains minimal IDs/revisions, no private text/identifier.</w:t>
+            </w:r>
+          </w:p>
+        </w:tc>
+      </w:tr>
+      <w:tr>
+        <w:tc>
+          <w:tcPr>
+            <w:tcW w:w="0" w:type="auto"/>
+          </w:tcPr>
+          <w:p>
+            <w:r>
+              <w:t xml:space="preserve">platform.consumer_receipts</w:t>
+            </w:r>
+          </w:p>
+        </w:tc>
+        <w:tc>
+          <w:tcPr>
+            <w:tcW w:w="0" w:type="auto"/>
+          </w:tcPr>
+          <w:p>
+            <w:r>
+              <w:t xml:space="preserve">consumer, message_id, processed_at</w:t>
+            </w:r>
+          </w:p>
+        </w:tc>
+        <w:tc>
+          <w:tcPr>
+            <w:tcW w:w="0" w:type="auto"/>
+          </w:tcPr>
+          <w:p>
+            <w:r>
+              <w:t xml:space="preserve">PK (consumer, message_id); FK retained outbox ID. Projection update and receipt commit together; source revisions prevent duplicate/out-of-order changes. Keep receipts as long as messages can replay.</w:t>
             </w:r>
           </w:p>
         </w:tc>
@@ -9545,7 +9184,7 @@
     <w:p>
       <w:pPr/>
       <w:r>
-        <w:t>Music is a gated phase after the external pilot: 16–28 incremental engineering hours, with a written card/note streaming and sharing agreement before live clips. Outsourced art sourcing needs 8–16 separate product/design hours. Public illustration benchmark US$299–US$1,499 per brief and stock plan US$29.99/month under annual commitment; actual template and music rights need quotes. The October private MVP targets 114–157 focused hours. The broader external pilot remains 126–192 hours, with 140–220 more for approved integrated gifts, or 266–412 combined. The external phase with music becomes 142–220 hours and the combined route with music becomes 282–440. These estimates retain human security, accessibility and payment-state testing.</w:t>
+        <w:t xml:space="preserve">Music is a gated phase after the external pilot: 16–28 incremental engineering hours, with a written card/note streaming and sharing agreement before live clips. Outsourced art sourcing needs 8–16 separate product/design hours. Public illustration benchmark US$299–US$1,499 per brief and stock plan US$29.99/month under annual commitment; actual template and music rights need quotes. The October private MVP targets 180 focused hours. The broader external pilot remains 192–215 hours, with 140–220 more for approved integrated gifts, or 332–435 combined. The external phase with music becomes 208–243 hours and the combined route with music becomes 282–440. These estimates retain human security, accessibility and payment-state testing.</w:t>
       </w:r>
     </w:p>
     <w:p>
@@ -9896,6 +9535,353 @@
     <w:p>
       <w:r>
         <w:t>The free external pilot has no in-app premium checkout. A later 12–20-hour commerce increment can use provider-hosted standalone sales for $4.99 premium cards and $15/$30/$79 event books. One consented note or card submission included in the book counts once even with attached photos. Book prices reflect 0–99 / 100–299 / 300+ entries after day-90 close, with no guest capacity preselection or contribution cap. The host previews price and book free; a server-quoted checkout price and signed payment event grant a scoped entitlement. Basic CardVault and export remain. Store purchase ID, included-entry count, tier price, refund and entitlement, never payer card data. Gift payouts remain separate; a return URL alone cannot unlock a book.</w:t>
+      </w:r>
+    </w:p>
+    <w:p>
+      <w:pPr>
+        <w:pStyle w:val="Heading1"/>
+      </w:pPr>
+      <w:r>
+        <w:t xml:space="preserve">Database design and delivery update — 13 October 2026</w:t>
+      </w:r>
+    </w:p>
+    <w:p>
+      <w:r>
+        <w:t xml:space="preserve">Canonical decisions: docs/specs/DATA_MODEL.md and ADR 0005. Use one managed PostgreSQL database per environment with private object storage for photos and exports. Evaluate Supabase first; actual provider, version, identity integration and connection adapter remain subject to the ADR 0001 deployment spike. No database/service is provisioned by this planning change.</w:t>
+      </w:r>
+    </w:p>
+    <w:p>
+      <w:r>
+        <w:t xml:space="preserve">Store one provider-linked customer identity, anonymous event-scoped guests separate from expiring sessions, unified note/card submissions, explicit consent and moderation history, immutable encrypted gift destination versions, external intent/activity and private book snapshots/exports. Module boundaries remain public contracts with scoped relational keys and short shared transactions. Outbox and deduplication protect accepted writes and host alerts.</w:t>
+      </w:r>
+    </w:p>
+    <w:p>
+      <w:r>
+        <w:t xml:space="preserve">External gift activity is unconfirmed unless the host marks a checked receipt; neither a handoff nor a guest report proves payment. Future premium purchase transactions belong to Billing orders/attempts/verified events/entitlements/refunds. Approved integrated gift processing has a separate Gifts ledger/payout/reconciliation design and requires a new provider-approved ADR.</w:t>
+      </w:r>
+    </w:p>
+    <w:p>
+      <w:r>
+        <w:t xml:space="preserve">The detailed backlog now has 180 October hours across 54 stories: previous 156 hours plus 24 explicit database-foundation hours in DCB-E18. Weekly totals are 72/54/54, so October 31 requires capacity replanning. The prior 114–157 October and 126–192 broader-pilot ranges are historical; the provisional broader pilot is 192–215 hours (180 + prior 12–35 follow-on allowance), pending overlap review. Do not add the old aggregate database allowance again. The fixed one-time $500 development arrangement and vendor-price assumptions are unchanged.</w:t>
+      </w:r>
+    </w:p>
+    <w:p>
+      <w:r>
+        <w:t xml:space="preserve">Existing feature stories own behavior; existing Security stories own encryption and tested database/media restore, published retention and a manual deletion runbook. Database design alone is not implementation or verified transaction history. Guest intake closure does not delete private CardVault records or promise indefinite hosting. Automated deletion and future checkout remain Post-MVP.</w:t>
+      </w:r>
+    </w:p>
+    <w:p>
+      <w:pPr>
+        <w:pStyle w:val="Heading2"/>
+      </w:pPr>
+      <w:r>
+        <w:t xml:space="preserve">Future transaction tables — not October migrations</w:t>
+      </w:r>
+    </w:p>
+    <w:tbl>
+      <w:tblPr>
+        <w:tblW w:w="0" w:type="auto"/>
+        <w:tblBorders>
+          <w:top w:val="single" w:sz="4"/>
+          <w:bottom w:val="single" w:sz="4"/>
+          <w:insideH w:val="single" w:sz="4"/>
+        </w:tblBorders>
+      </w:tblPr>
+      <w:tr>
+        <w:trPr>
+          <w:tblHeader/>
+        </w:trPr>
+        <w:tc>
+          <w:tcPr>
+            <w:tcW w:w="0" w:type="auto"/>
+          </w:tcPr>
+          <w:p>
+            <w:r>
+              <w:t xml:space="preserve">Future tables</w:t>
+            </w:r>
+          </w:p>
+        </w:tc>
+        <w:tc>
+          <w:tcPr>
+            <w:tcW w:w="0" w:type="auto"/>
+          </w:tcPr>
+          <w:p>
+            <w:r>
+              <w:t xml:space="preserve">Relations / invariants</w:t>
+            </w:r>
+          </w:p>
+        </w:tc>
+        <w:tc>
+          <w:tcPr>
+            <w:tcW w:w="0" w:type="auto"/>
+          </w:tcPr>
+          <w:p>
+            <w:r>
+              <w:t xml:space="preserve">Existing story owner</w:t>
+            </w:r>
+          </w:p>
+        </w:tc>
+      </w:tr>
+      <w:tr>
+        <w:tc>
+          <w:tcPr>
+            <w:tcW w:w="0" w:type="auto"/>
+          </w:tcPr>
+          <w:p>
+            <w:r>
+              <w:t xml:space="preserve">billing.orders, billing.order_items</w:t>
+            </w:r>
+          </w:p>
+        </w:tc>
+        <w:tc>
+          <w:tcPr>
+            <w:tcW w:w="0" w:type="auto"/>
+          </w:tcPr>
+          <w:p>
+            <w:r>
+              <w:t xml:space="preserve">Buyer customer or same-event guest; item references card or frozen book snapshot. Server quote fixes item price/currency and count/tier. No book_orders copy.</w:t>
+            </w:r>
+          </w:p>
+        </w:tc>
+        <w:tc>
+          <w:tcPr>
+            <w:tcW w:w="0" w:type="auto"/>
+          </w:tcPr>
+          <w:p>
+            <w:r>
+              <w:t xml:space="preserve">DCB-E10-S02/S03</w:t>
+            </w:r>
+          </w:p>
+        </w:tc>
+      </w:tr>
+      <w:tr>
+        <w:tc>
+          <w:tcPr>
+            <w:tcW w:w="0" w:type="auto"/>
+          </w:tcPr>
+          <w:p>
+            <w:r>
+              <w:t xml:space="preserve">billing.payment_attempts, billing.provider_events</w:t>
+            </w:r>
+          </w:p>
+        </w:tc>
+        <w:tc>
+          <w:tcPr>
+            <w:tcW w:w="0" w:type="auto"/>
+          </w:tcPr>
+          <w:p>
+            <w:r>
+              <w:t xml:space="preserve">Attempts FK order; unique provider references/request keys. Event UQ (provider, provider_event_id), verified signature, allowlisted fields/digest. Multiple attempts per order; return URL cannot mark paid.</w:t>
+            </w:r>
+          </w:p>
+        </w:tc>
+        <w:tc>
+          <w:tcPr>
+            <w:tcW w:w="0" w:type="auto"/>
+          </w:tcPr>
+          <w:p>
+            <w:r>
+              <w:t xml:space="preserve">DCB-E10-S03/S04</w:t>
+            </w:r>
+          </w:p>
+        </w:tc>
+      </w:tr>
+      <w:tr>
+        <w:tc>
+          <w:tcPr>
+            <w:tcW w:w="0" w:type="auto"/>
+          </w:tcPr>
+          <w:p>
+            <w:r>
+              <w:t xml:space="preserve">billing.entitlements, billing.refunds</w:t>
+            </w:r>
+          </w:p>
+        </w:tc>
+        <w:tc>
+          <w:tcPr>
+            <w:tcW w:w="0" w:type="auto"/>
+          </w:tcPr>
+          <w:p>
+            <w:r>
+              <w:t xml:space="preserve">Entitlement FK paid item with unique target grant; refund FK attempt and unique provider refund ID. Grant/revoke once from verified state; preserve history and partial/full refunds.</w:t>
+            </w:r>
+          </w:p>
+        </w:tc>
+        <w:tc>
+          <w:tcPr>
+            <w:tcW w:w="0" w:type="auto"/>
+          </w:tcPr>
+          <w:p>
+            <w:r>
+              <w:t xml:space="preserve">DCB-E10-S04/S05</w:t>
+            </w:r>
+          </w:p>
+        </w:tc>
+      </w:tr>
+      <w:tr>
+        <w:tc>
+          <w:tcPr>
+            <w:tcW w:w="0" w:type="auto"/>
+          </w:tcPr>
+          <w:p>
+            <w:r>
+              <w:t xml:space="preserve">gifts.recipient_accounts</w:t>
+            </w:r>
+          </w:p>
+        </w:tc>
+        <w:tc>
+          <w:tcPr>
+            <w:tcW w:w="0" w:type="auto"/>
+          </w:tcPr>
+          <w:p>
+            <w:r>
+              <w:t xml:space="preserve">FK customer, unique provider account ID/readiness; provider collects identity/bank data.</w:t>
+            </w:r>
+          </w:p>
+        </w:tc>
+        <w:tc>
+          <w:tcPr>
+            <w:tcW w:w="0" w:type="auto"/>
+          </w:tcPr>
+          <w:p>
+            <w:r>
+              <w:t xml:space="preserve">DCB-E11-S02</w:t>
+            </w:r>
+          </w:p>
+        </w:tc>
+      </w:tr>
+      <w:tr>
+        <w:tc>
+          <w:tcPr>
+            <w:tcW w:w="0" w:type="auto"/>
+          </w:tcPr>
+          <w:p>
+            <w:r>
+              <w:t xml:space="preserve">gifts.integrated_payments, gifts.payment_attempts, gifts.provider_events</w:t>
+            </w:r>
+          </w:p>
+        </w:tc>
+        <w:tc>
+          <w:tcPr>
+            <w:tcW w:w="0" w:type="auto"/>
+          </w:tcPr>
+          <w:p>
+            <w:r>
+              <w:t xml:space="preserve">Payment FK event/guest/recipient and optional card; separate from external intents. Attempts FK payment; signed events/unique provider IDs, approved state machine.</w:t>
+            </w:r>
+          </w:p>
+        </w:tc>
+        <w:tc>
+          <w:tcPr>
+            <w:tcW w:w="0" w:type="auto"/>
+          </w:tcPr>
+          <w:p>
+            <w:r>
+              <w:t xml:space="preserve">DCB-E11-S03/S04</w:t>
+            </w:r>
+          </w:p>
+        </w:tc>
+      </w:tr>
+      <w:tr>
+        <w:tc>
+          <w:tcPr>
+            <w:tcW w:w="0" w:type="auto"/>
+          </w:tcPr>
+          <w:p>
+            <w:r>
+              <w:t xml:space="preserve">gifts.ledger_accounts, gifts.ledger_journals, gifts.ledger_entries</w:t>
+            </w:r>
+          </w:p>
+        </w:tc>
+        <w:tc>
+          <w:tcPr>
+            <w:tcW w:w="0" w:type="auto"/>
+          </w:tcPr>
+          <w:p>
+            <w:r>
+              <w:t xml:space="preserve">Approved double-entry: journal FK payment/provider event; entries FK journal/account with positive minor units and debit/credit side; currency per account. Balanced journals commit atomically; corrections compensate. Never derive money from external clicks.</w:t>
+            </w:r>
+          </w:p>
+        </w:tc>
+        <w:tc>
+          <w:tcPr>
+            <w:tcW w:w="0" w:type="auto"/>
+          </w:tcPr>
+          <w:p>
+            <w:r>
+              <w:t xml:space="preserve">DCB-E11-S05/S06</w:t>
+            </w:r>
+          </w:p>
+        </w:tc>
+      </w:tr>
+      <w:tr>
+        <w:tc>
+          <w:tcPr>
+            <w:tcW w:w="0" w:type="auto"/>
+          </w:tcPr>
+          <w:p>
+            <w:r>
+              <w:t xml:space="preserve">gifts.payouts, gifts.payout_allocations, gifts.refunds, gifts.disputes</w:t>
+            </w:r>
+          </w:p>
+        </w:tc>
+        <w:tc>
+          <w:tcPr>
+            <w:tcW w:w="0" w:type="auto"/>
+          </w:tcPr>
+          <w:p>
+            <w:r>
+              <w:t xml:space="preserve">Unique provider IDs; allocations link payout to settled payments/journals; refund/dispute FK payment and compensating journal. Distinguish settlement/availability/payout.</w:t>
+            </w:r>
+          </w:p>
+        </w:tc>
+        <w:tc>
+          <w:tcPr>
+            <w:tcW w:w="0" w:type="auto"/>
+          </w:tcPr>
+          <w:p>
+            <w:r>
+              <w:t xml:space="preserve">DCB-E11-S05/S06</w:t>
+            </w:r>
+          </w:p>
+        </w:tc>
+      </w:tr>
+      <w:tr>
+        <w:tc>
+          <w:tcPr>
+            <w:tcW w:w="0" w:type="auto"/>
+          </w:tcPr>
+          <w:p>
+            <w:r>
+              <w:t xml:space="preserve">gifts.reconciliation_runs, gifts.reconciliation_items</w:t>
+            </w:r>
+          </w:p>
+        </w:tc>
+        <w:tc>
+          <w:tcPr>
+            <w:tcW w:w="0" w:type="auto"/>
+          </w:tcPr>
+          <w:p>
+            <w:r>
+              <w:t xml:space="preserve">Run provider/time range; items link unmatched payment/payout/journal and resolution evidence. Daily amount/currency/state matching.</w:t>
+            </w:r>
+          </w:p>
+        </w:tc>
+        <w:tc>
+          <w:tcPr>
+            <w:tcW w:w="0" w:type="auto"/>
+          </w:tcPr>
+          <w:p>
+            <w:r>
+              <w:t xml:space="preserve">DCB-E11-S07</w:t>
+            </w:r>
+          </w:p>
+        </w:tc>
+      </w:tr>
+    </w:tbl>
+    <w:p>
+      <w:r>
+        <w:t xml:space="preserve">The preceding October dictionary replaces the older mixed-phase table list. Detailed types, indexes, FK contracts, exact authorization, retention and concurrency evidence are maintained in DATA_MODEL.md. UUIDs and same-event composite references preserve scope; customer email is not an ownership key. Consent, moderation and exports must recheck current exclusions. All five existing drawings and their media remain unchanged.</w:t>
       </w:r>
     </w:p>
     <w:sectPr>

--- a/docs/reference/DigitalCardBox System Design and Flowcharts.docx
+++ b/docs/reference/DigitalCardBox System Design and Flowcharts.docx
@@ -9882,6 +9882,29 @@
     <w:p>
       <w:r>
         <w:t xml:space="preserve">The preceding October dictionary replaces the older mixed-phase table list. Detailed types, indexes, FK contracts, exact authorization, retention and concurrency evidence are maintained in DATA_MODEL.md. UUIDs and same-event composite references preserve scope; customer email is not an ownership key. Consent, moderation and exports must recheck current exclusions. All five existing drawings and their media remain unchanged.</w:t>
+      </w:r>
+    </w:p>
+    <w:p>
+      <w:pPr>
+        <w:pStyle w:val="Heading1"/>
+      </w:pPr>
+      <w:r>
+        <w:t xml:space="preserve">DEV, TEST and PROD delivery – 13 October 2026</w:t>
+      </w:r>
+    </w:p>
+    <w:p>
+      <w:r>
+        <w:t xml:space="preserve">One GitHub repository uses GitHub Actions for static UI delivery. Feature branches create DEV previews under digitalcardbox-app-dev. Develop updates the stable digitalcardbox-app-test Worker, while release branches create separate TEST previews. Only master targets the existing digitalcardbox-app production Worker and customer URL, after the owner’s approval. Master begins from current production history with pipeline files only; feature UI changes are not promoted during setup. The previous main is retained as a frozen legacy reference during cutover.</w:t>
+      </w:r>
+    </w:p>
+    <w:p>
+      <w:r>
+        <w:t xml:space="preserve">The repository has one contributor. Required PR approvals are zero, and production deployment self-review is allowed for rcummings713. Build checks remain required. Deployment uses the checked build artifact and rejects an approval when master has moved. API tokens belong in GitHub environment secrets. Disable the existing Cloudflare Git-connected automatic builds so they cannot bypass the GitHub approval. The current local Cloudflare session cannot manage API tokens or Builds settings (HTTP 403), so those account settings require the owner’s action.</w:t>
+      </w:r>
+    </w:p>
+    <w:p>
+      <w:r>
+        <w:t xml:space="preserve">These are separate static deployment targets, not installed production databases or verified payment services. PostgreSQL and private storage remain environment-specific future work under ADR 0005 and DATA_MODEL.md; the server runtime choice in ADR 0001 stays open. ADR 0006 and planning/ENVIRONMENTS.md record the pipeline, solo release steps and rollback procedure.</w:t>
       </w:r>
     </w:p>
     <w:sectPr>

--- a/docs/reference/DigitalCardBox System Design and Flowcharts.docx
+++ b/docs/reference/DigitalCardBox System Design and Flowcharts.docx
@@ -9898,6 +9898,21 @@
         <w:t>The free external pilot has no in-app premium checkout. A later 12–20-hour commerce increment can use provider-hosted standalone sales for $4.99 premium cards and $15/$30/$79 event books. One consented note or card submission included in the book counts once even with attached photos. Book prices reflect 0–99 / 100–299 / 300+ entries after day-90 close, with no guest capacity preselection or contribution cap. The host previews price and book free; a server-quoted checkout price and signed payment event grant a scoped entitlement. Basic CardVault and export remain. Store purchase ID, included-entry count, tier price, refund and entitlement, never payer card data. Gift payouts remain separate; a return URL alone cannot unlock a book.</w:t>
       </w:r>
     </w:p>
+    <w:p>
+      <w:r>
+        <w:t>Static deployment credentials and owner approval — ADR 0006</w:t>
+      </w:r>
+    </w:p>
+    <w:p>
+      <w:r>
+        <w:t>Use three distinct account-owned API tokens, one per GitHub environment, with Specified Workers / Individual Workers Editor access only to digitalcardbox-app-dev, digitalcardbox-app-test or digitalcardbox-app respectively. Keep the account ID as a public environment variable and each token as the matching environment secret. No whole-account, domain-route, Pages, KV, R2, Containers or Workers CI policy is required. The owner installed these tokens and DEV/TEST deployment retries succeeded on 13 October 2026.</w:t>
+      </w:r>
+    </w:p>
+    <w:p>
+      <w:r>
+        <w:t>One repository uses GitHub Actions: feature branches create DEV previews; develop updates stable TEST; release branches create TEST previews; master deploys PROD after the sole owner approves their own deployment. Required PR approving reviewers are zero; Build remains required. Disable the legacy Cloudflare Git-connected builds while keeping the existing production Worker running. This static workflow does not select a production backend or waive the private MVP release gates.</w:t>
+      </w:r>
+    </w:p>
     <w:sectPr>
       <w:footerReference w:type="default" r:id="rId9"/>
       <w:pgSz w:w="12240" w:h="15840"/>

--- a/docs/reference/DigitalCardBox System Design and Flowcharts.docx
+++ b/docs/reference/DigitalCardBox System Design and Flowcharts.docx
@@ -9910,7 +9910,7 @@
     </w:p>
     <w:p>
       <w:r>
-        <w:t>One repository uses GitHub Actions: feature branches create DEV previews; develop updates stable TEST; release branches create TEST previews; master deploys PROD after the sole owner approves their own deployment. Required PR approving reviewers are zero; Build remains required. Disable the legacy Cloudflare Git-connected builds while keeping the existing production Worker running. This static workflow does not select a production backend or waive the private MVP release gates.</w:t>
+        <w:t>One repository uses GitHub Actions: feature branches create DEV previews; develop updates stable TEST; release branches create TEST previews; master deploys PROD after the sole owner approves their own deployment. Required PR approving reviewers are zero; Build remains required. Deleted-branch push events skip jobs so the default-branch fallback cannot select a production deployment. Disable the legacy Cloudflare Git-connected builds while keeping the existing production Worker running. This static workflow does not select a production backend or waive the private MVP release gates.</w:t>
       </w:r>
     </w:p>
     <w:sectPr>

--- a/docs/reference/DigitalCardBox System Design and Flowcharts.docx
+++ b/docs/reference/DigitalCardBox System Design and Flowcharts.docx
@@ -9899,7 +9899,7 @@
     </w:p>
     <w:p>
       <w:r>
-        <w:t xml:space="preserve">The repository has one contributor. Required PR approvals are zero, and production deployment self-review is allowed for rcummings713. Build checks remain required. Deployment uses the checked build artifact and rejects an approval when master has moved. API tokens belong in GitHub environment secrets. Disable the existing Cloudflare Git-connected automatic builds so they cannot bypass the GitHub approval. The current local Cloudflare session cannot manage API tokens or Builds settings (HTTP 403), so those account settings require the owner’s action.</w:t>
+        <w:t xml:space="preserve">The repository has one contributor. Required PR approvals are zero, and production deployment self-review is allowed for rcummings713. Build checks remain required. Deleted-branch push events skip jobs so the default-branch fallback cannot select a production deployment. Deployment uses the checked build artifact and rejects an approval when master has moved. Use three distinct account-owned API tokens, one per GitHub environment, with Specified Workers / Individual Workers Editor access only to digitalcardbox-app-dev, digitalcardbox-app-test or digitalcardbox-app respectively. Keep the account ID as a public environment variable and each token as the matching environment secret. No whole-account, domain-route, Pages, KV, R2, Containers or Workers CI policy is required. The owner installed these tokens and DEV/TEST deployment retries succeeded on 13 October 2026. Disable the existing Cloudflare Git-connected automatic builds so they cannot bypass the GitHub approval. The current local Cloudflare session cannot manage API tokens or Builds settings (HTTP 403), so those account settings require the owner’s action.</w:t>
       </w:r>
     </w:p>
     <w:p>
